--- a/OOS-261187_ScanCO_CGS_E001309_S1.docx
+++ b/OOS-261187_ScanCO_CGS_E001309_S1.docx
@@ -1097,7 +1097,7 @@
             <w:r>
               <w:t>Effective Date:</w:t>
               <w:br/>
-              <w:t>05 Aug 2025</w:t>
+              <w:t>23-Jul-2026</w:t>
               <w:br/>
             </w:r>
           </w:p>
@@ -1111,7 +1111,7 @@
             <w:r>
               <w:t>SOP / Test Method Rev:</w:t>
               <w:br/>
-              <w:t>15</w:t>
+              <w:t>16</w:t>
               <w:br/>
             </w:r>
           </w:p>
